--- a/portal/public/downloads/ROLE-MISSION-WORKBOOK-v4-PUBLIC-KIT.docx
+++ b/portal/public/downloads/ROLE-MISSION-WORKBOOK-v4-PUBLIC-KIT.docx
@@ -343,7 +343,7 @@
                 <w:color w:val="173428"/>
                 <w:sz w:val="18"/>
               </w:rPr>
-              <w:t>The public v1.1.0 repository supplies clean system/reference files. Record real work only in your separate private or local project.</w:t>
+              <w:t>The public v1.2.0 repository supplies clean system/reference files. Record real work only in your separate private or local project.</w:t>
             </w:r>
           </w:p>
         </w:tc>
@@ -1689,7 +1689,7 @@
         <w:color w:val="5D7469"/>
         <w:sz w:val="16"/>
       </w:rPr>
-      <w:t>Employee working copy  ·  v1.1.0</w:t>
+      <w:t>Employee working copy  ·  v1.2.0</w:t>
     </w:r>
   </w:p>
 </w:ftr>
